--- a/compliance/20_Recommended_Defaults_and_Decisions.docx
+++ b/compliance/20_Recommended_Defaults_and_Decisions.docx
@@ -2161,7 +2161,51 @@
                 <w:rFonts w:ascii="Arial" w:hAnsi="Arial"/>
                 <w:sz w:val="18"/>
               </w:rPr>
-              <w:t>Footer says "Cohort Logic, PBC" — confirm the true legal entity and make it consistent everywhere</w:t>
+              <w:t xml:space="preserve">✅ </w:t>
+            </w:r>
+            <w:r>
+              <w:rPr>
+                <w:rFonts w:ascii="Arial" w:hAnsi="Arial"/>
+                <w:b/>
+                <w:sz w:val="18"/>
+              </w:rPr>
+              <w:t>RESOLVED: Cohort Logic, LLC.</w:t>
+            </w:r>
+            <w:r>
+              <w:rPr>
+                <w:rFonts w:ascii="Arial" w:hAnsi="Arial"/>
+                <w:sz w:val="18"/>
+              </w:rPr>
+              <w:t xml:space="preserve"> The site footers wrongly say "Cohort Logic, PBC" (a different entity type) on 10 pages — fix to "LLC" in the website batch. All </w:t>
+            </w:r>
+            <w:r>
+              <w:rPr>
+                <w:rFonts w:ascii="Consolas" w:hAnsi="Consolas"/>
+                <w:sz w:val="16"/>
+              </w:rPr>
+              <w:t>[confirm PBC/LLC]</w:t>
+            </w:r>
+            <w:r>
+              <w:rPr>
+                <w:rFonts w:ascii="Arial" w:hAnsi="Arial"/>
+                <w:sz w:val="18"/>
+              </w:rPr>
+              <w:t xml:space="preserve"> placeholders resolve to </w:t>
+            </w:r>
+            <w:r>
+              <w:rPr>
+                <w:rFonts w:ascii="Arial" w:hAnsi="Arial"/>
+                <w:b/>
+                <w:sz w:val="18"/>
+              </w:rPr>
+              <w:t>LLC</w:t>
+            </w:r>
+            <w:r>
+              <w:rPr>
+                <w:rFonts w:ascii="Arial" w:hAnsi="Arial"/>
+                <w:sz w:val="18"/>
+              </w:rPr>
+              <w:t>.</w:t>
             </w:r>
           </w:p>
         </w:tc>
